--- a/ind/docx/56.content.docx
+++ b/ind/docx/56.content.docx
@@ -28,22 +28,6 @@
       </w:r>
     </w:p>
     <w:p>
-      <w:pPr>
-        <w:pStyle w:val="Heading2"/>
-      </w:pPr>
-      <w:r>
-        <w:rPr>
-          <w:lang w:val="id_ID" w:bidi="id_ID"/>
-        </w:rPr>
-        <w:t>License Information</w:t>
-      </w:r>
-      <w:r>
-        <w:rPr>
-          <w:lang w:val="id_ID" w:bidi="id_ID"/>
-        </w:rPr>
-      </w:r>
-    </w:p>
-    <w:p>
       <w:pPr/>
       <w:r>
         <w:rPr>
@@ -61,13 +45,7 @@
         <w:rPr>
           <w:lang w:val="id_ID" w:bidi="id_ID"/>
         </w:rPr>
-        <w:t xml:space="preserve"> (Indonesian) is based on</w:t>
-      </w:r>
-      <w:r>
-        <w:rPr>
-          <w:lang w:val="id_ID" w:bidi="id_ID"/>
-        </w:rPr>
-        <w:t xml:space="preserve">: </w:t>
+        <w:t xml:space="preserve"> (Indonesian) is based on: </w:t>
       </w:r>
       <w:r>
         <w:rPr>
@@ -188,19 +166,6 @@
       <w:pPr>
         <w:pStyle w:val="Heading2"/>
       </w:pPr>
-      <w:r>
-        <w:rPr>
-          <w:lang w:val="id_ID" w:bidi="id_ID"/>
-        </w:rPr>
-      </w:r>
-    </w:p>
-    <w:p>
-      <w:pPr/>
-      <w:r>
-        <w:rPr>
-          <w:lang w:val="id_ID" w:bidi="id_ID"/>
-        </w:rPr>
-      </w:r>
       <w:r>
         <w:rPr>
           <w:lang w:val="id_ID" w:bidi="id_ID"/>

--- a/ind/docx/56.content.docx
+++ b/ind/docx/56.content.docx
@@ -45,19 +45,7 @@
         <w:rPr>
           <w:lang w:val="id_ID" w:bidi="id_ID"/>
         </w:rPr>
-        <w:t xml:space="preserve"> (Indonesian) is based on: </w:t>
-      </w:r>
-      <w:r>
-        <w:rPr>
-          <w:lang w:val="id_ID" w:bidi="id_ID"/>
-        </w:rPr>
-        <w:t>Terjemahan Baru Indonesia</w:t>
-      </w:r>
-      <w:r>
-        <w:rPr>
-          <w:lang w:val="id_ID" w:bidi="id_ID"/>
-        </w:rPr>
-        <w:t xml:space="preserve">, </w:t>
+        <w:t xml:space="preserve"> © </w:t>
       </w:r>
       <w:hyperlink r:id="rId13">
         <w:r>
@@ -75,7 +63,7 @@
         <w:rPr>
           <w:lang w:val="id_ID" w:bidi="id_ID"/>
         </w:rPr>
-        <w:t xml:space="preserve">, None, which is licensed under a </w:t>
+        <w:t xml:space="preserve">, licensed under a </w:t>
       </w:r>
       <w:hyperlink r:id="rId14">
         <w:r>
@@ -94,25 +82,6 @@
           <w:lang w:val="id_ID" w:bidi="id_ID"/>
         </w:rPr>
         <w:t>.</w:t>
-      </w:r>
-      <w:r>
-        <w:rPr>
-          <w:lang w:val="id_ID" w:bidi="id_ID"/>
-        </w:rPr>
-      </w:r>
-    </w:p>
-    <w:p>
-      <w:pPr/>
-      <w:r>
-        <w:rPr>
-          <w:lang w:val="id_ID" w:bidi="id_ID"/>
-        </w:rPr>
-      </w:r>
-      <w:r>
-        <w:rPr>
-          <w:lang w:val="id_ID" w:bidi="id_ID"/>
-        </w:rPr>
-        <w:t>This PDF version is provided under the same license.</w:t>
       </w:r>
       <w:r>
         <w:rPr>
@@ -212,12 +181,356 @@
       </w:pPr>
     </w:p>
     <w:p>
+      <w:pPr>
+        <w:pStyle w:val="Heading2"/>
+      </w:pPr>
+      <w:r>
+        <w:rPr>
+          <w:lang w:val="id_ID" w:bidi="id_ID"/>
+        </w:rPr>
+        <w:t>Titus 1:1</w:t>
+      </w:r>
+      <w:r>
+        <w:rPr>
+          <w:lang w:val="id_ID" w:bidi="id_ID"/>
+        </w:rPr>
+      </w:r>
+    </w:p>
+    <w:p>
       <w:pPr/>
       <w:r>
         <w:rPr>
           <w:lang w:val="id_ID" w:bidi="id_ID"/>
         </w:rPr>
       </w:r>
+      <w:r>
+        <w:rPr>
+          <w:vertAlign w:val="superscript"/>
+          <w:lang w:val="id_ID" w:bidi="id_ID"/>
+        </w:rPr>
+        <w:t>1</w:t>
+      </w:r>
+      <w:r>
+        <w:rPr>
+          <w:lang w:val="id_ID" w:bidi="id_ID"/>
+        </w:rPr>
+        <w:t xml:space="preserve"> Dari Paulus, hamba Allah dan rasul Yesus Kristus untuk memelihara iman orang-orang pilihan Allah dan pengetahuan akan kebenaran seperti yang nampak dalam ibadah kita,</w:t>
+      </w:r>
+    </w:p>
+    <w:p>
+      <w:pPr/>
+      <w:r>
+        <w:rPr>
+          <w:lang w:val="id_ID" w:bidi="id_ID"/>
+        </w:rPr>
+      </w:r>
+      <w:r>
+        <w:rPr>
+          <w:vertAlign w:val="superscript"/>
+          <w:lang w:val="id_ID" w:bidi="id_ID"/>
+        </w:rPr>
+        <w:t>2</w:t>
+      </w:r>
+      <w:r>
+        <w:rPr>
+          <w:lang w:val="id_ID" w:bidi="id_ID"/>
+        </w:rPr>
+        <w:t xml:space="preserve"> dan berdasarkan pengharapan akan hidup yang kekal yang sebelum permulaan zaman sudah dijanjikan oleh Allah yang tidak berdusta,</w:t>
+      </w:r>
+    </w:p>
+    <w:p>
+      <w:pPr/>
+      <w:r>
+        <w:rPr>
+          <w:lang w:val="id_ID" w:bidi="id_ID"/>
+        </w:rPr>
+      </w:r>
+      <w:r>
+        <w:rPr>
+          <w:vertAlign w:val="superscript"/>
+          <w:lang w:val="id_ID" w:bidi="id_ID"/>
+        </w:rPr>
+        <w:t>3</w:t>
+      </w:r>
+      <w:r>
+        <w:rPr>
+          <w:lang w:val="id_ID" w:bidi="id_ID"/>
+        </w:rPr>
+        <w:t xml:space="preserve"> dan yang pada waktu yang dikehendaki-Nya telah menyatakan firman-Nya dalam pemberitaan Injil yang telah dipercayakan kepadaku sesuai dengan perintah Allah, Juruselamat kita.</w:t>
+      </w:r>
+    </w:p>
+    <w:p>
+      <w:pPr/>
+      <w:r>
+        <w:rPr>
+          <w:lang w:val="id_ID" w:bidi="id_ID"/>
+        </w:rPr>
+      </w:r>
+      <w:r>
+        <w:rPr>
+          <w:vertAlign w:val="superscript"/>
+          <w:lang w:val="id_ID" w:bidi="id_ID"/>
+        </w:rPr>
+        <w:t>4</w:t>
+      </w:r>
+      <w:r>
+        <w:rPr>
+          <w:lang w:val="id_ID" w:bidi="id_ID"/>
+        </w:rPr>
+        <w:t xml:space="preserve"> Kepada Titus, anakku yang sah menurut iman kita bersama: kasih karunia dan damai sejahtera dari Allah Bapa dan Kristus Yesus, Juruselamat kita, menyertai engkau.</w:t>
+      </w:r>
+    </w:p>
+    <w:p>
+      <w:pPr/>
+      <w:r>
+        <w:rPr>
+          <w:lang w:val="id_ID" w:bidi="id_ID"/>
+        </w:rPr>
+      </w:r>
+      <w:r>
+        <w:rPr>
+          <w:vertAlign w:val="superscript"/>
+          <w:lang w:val="id_ID" w:bidi="id_ID"/>
+        </w:rPr>
+        <w:t>5</w:t>
+      </w:r>
+      <w:r>
+        <w:rPr>
+          <w:lang w:val="id_ID" w:bidi="id_ID"/>
+        </w:rPr>
+        <w:t xml:space="preserve"> Aku telah meninggalkan engkau di Kreta dengan maksud ini, supaya engkau mengatur apa yang masih perlu diatur dan supaya engkau menetapkan penatua-penatua di setiap kota, seperti yang telah kupesankan kepadamu,</w:t>
+      </w:r>
+    </w:p>
+    <w:p>
+      <w:pPr/>
+      <w:r>
+        <w:rPr>
+          <w:lang w:val="id_ID" w:bidi="id_ID"/>
+        </w:rPr>
+      </w:r>
+      <w:r>
+        <w:rPr>
+          <w:vertAlign w:val="superscript"/>
+          <w:lang w:val="id_ID" w:bidi="id_ID"/>
+        </w:rPr>
+        <w:t>6</w:t>
+      </w:r>
+      <w:r>
+        <w:rPr>
+          <w:lang w:val="id_ID" w:bidi="id_ID"/>
+        </w:rPr>
+        <w:t xml:space="preserve"> yakni orang-orang yang tak bercacat, yang mempunyai hanya satu isteri, yang anak-anaknya hidup beriman dan tidak dapat dituduh karena hidup tidak senonoh atau hidup tidak tertib.</w:t>
+      </w:r>
+    </w:p>
+    <w:p>
+      <w:pPr/>
+      <w:r>
+        <w:rPr>
+          <w:lang w:val="id_ID" w:bidi="id_ID"/>
+        </w:rPr>
+      </w:r>
+      <w:r>
+        <w:rPr>
+          <w:vertAlign w:val="superscript"/>
+          <w:lang w:val="id_ID" w:bidi="id_ID"/>
+        </w:rPr>
+        <w:t>7</w:t>
+      </w:r>
+      <w:r>
+        <w:rPr>
+          <w:lang w:val="id_ID" w:bidi="id_ID"/>
+        </w:rPr>
+        <w:t xml:space="preserve"> Sebab sebagai pengatur rumah Allah seorang penilik jemaat harus tidak bercacat, tidak angkuh, bukan pemberang, bukan peminum, bukan pemarah, tidak serakah,</w:t>
+      </w:r>
+    </w:p>
+    <w:p>
+      <w:pPr/>
+      <w:r>
+        <w:rPr>
+          <w:lang w:val="id_ID" w:bidi="id_ID"/>
+        </w:rPr>
+      </w:r>
+      <w:r>
+        <w:rPr>
+          <w:vertAlign w:val="superscript"/>
+          <w:lang w:val="id_ID" w:bidi="id_ID"/>
+        </w:rPr>
+        <w:t>8</w:t>
+      </w:r>
+      <w:r>
+        <w:rPr>
+          <w:lang w:val="id_ID" w:bidi="id_ID"/>
+        </w:rPr>
+        <w:t xml:space="preserve"> melainkan suka memberi tumpangan, suka akan yang baik, bijaksana, adil, saleh, dapat menguasai diri</w:t>
+      </w:r>
+    </w:p>
+    <w:p>
+      <w:pPr/>
+      <w:r>
+        <w:rPr>
+          <w:lang w:val="id_ID" w:bidi="id_ID"/>
+        </w:rPr>
+      </w:r>
+      <w:r>
+        <w:rPr>
+          <w:vertAlign w:val="superscript"/>
+          <w:lang w:val="id_ID" w:bidi="id_ID"/>
+        </w:rPr>
+        <w:t>9</w:t>
+      </w:r>
+      <w:r>
+        <w:rPr>
+          <w:lang w:val="id_ID" w:bidi="id_ID"/>
+        </w:rPr>
+        <w:t xml:space="preserve"> dan berpegang kepada perkataan yang benar, yang sesuai dengan ajaran yang sehat, supaya ia sanggup menasihati orang berdasarkan ajaran itu dan sanggup meyakinkan penentang-penentangnya.</w:t>
+      </w:r>
+    </w:p>
+    <w:p>
+      <w:pPr/>
+      <w:r>
+        <w:rPr>
+          <w:lang w:val="id_ID" w:bidi="id_ID"/>
+        </w:rPr>
+      </w:r>
+      <w:r>
+        <w:rPr>
+          <w:vertAlign w:val="superscript"/>
+          <w:lang w:val="id_ID" w:bidi="id_ID"/>
+        </w:rPr>
+        <w:t>10</w:t>
+      </w:r>
+      <w:r>
+        <w:rPr>
+          <w:lang w:val="id_ID" w:bidi="id_ID"/>
+        </w:rPr>
+        <w:t xml:space="preserve"> Karena sudah banyak orang hidup tidak tertib, terutama di antara mereka yang berpegang pada hukum sunat. Dengan omongan yang sia-sia mereka menyesatkan pikiran.</w:t>
+      </w:r>
+    </w:p>
+    <w:p>
+      <w:pPr/>
+      <w:r>
+        <w:rPr>
+          <w:lang w:val="id_ID" w:bidi="id_ID"/>
+        </w:rPr>
+      </w:r>
+      <w:r>
+        <w:rPr>
+          <w:vertAlign w:val="superscript"/>
+          <w:lang w:val="id_ID" w:bidi="id_ID"/>
+        </w:rPr>
+        <w:t>11</w:t>
+      </w:r>
+      <w:r>
+        <w:rPr>
+          <w:lang w:val="id_ID" w:bidi="id_ID"/>
+        </w:rPr>
+        <w:t xml:space="preserve"> Orang-orang semacam itu harus ditutup mulutnya, karena mereka mengacau banyak keluarga dengan mengajarkan yang tidak-tidak untuk mendapat untung yang memalukan.</w:t>
+      </w:r>
+    </w:p>
+    <w:p>
+      <w:pPr/>
+      <w:r>
+        <w:rPr>
+          <w:lang w:val="id_ID" w:bidi="id_ID"/>
+        </w:rPr>
+      </w:r>
+      <w:r>
+        <w:rPr>
+          <w:vertAlign w:val="superscript"/>
+          <w:lang w:val="id_ID" w:bidi="id_ID"/>
+        </w:rPr>
+        <w:t>12</w:t>
+      </w:r>
+      <w:r>
+        <w:rPr>
+          <w:lang w:val="id_ID" w:bidi="id_ID"/>
+        </w:rPr>
+        <w:t xml:space="preserve"> Seorang dari kalangan mereka, nabi mereka sendiri, pernah berkata: ”Dasar orang Kreta pembohong, binatang buas, pelahap yang malas.”</w:t>
+      </w:r>
+    </w:p>
+    <w:p>
+      <w:pPr/>
+      <w:r>
+        <w:rPr>
+          <w:lang w:val="id_ID" w:bidi="id_ID"/>
+        </w:rPr>
+      </w:r>
+      <w:r>
+        <w:rPr>
+          <w:vertAlign w:val="superscript"/>
+          <w:lang w:val="id_ID" w:bidi="id_ID"/>
+        </w:rPr>
+        <w:t>13</w:t>
+      </w:r>
+      <w:r>
+        <w:rPr>
+          <w:lang w:val="id_ID" w:bidi="id_ID"/>
+        </w:rPr>
+        <w:t xml:space="preserve"> Kesaksian itu benar. Karena itu tegorlah mereka dengan tegas supaya mereka menjadi sehat dalam iman,</w:t>
+      </w:r>
+    </w:p>
+    <w:p>
+      <w:pPr/>
+      <w:r>
+        <w:rPr>
+          <w:lang w:val="id_ID" w:bidi="id_ID"/>
+        </w:rPr>
+      </w:r>
+      <w:r>
+        <w:rPr>
+          <w:vertAlign w:val="superscript"/>
+          <w:lang w:val="id_ID" w:bidi="id_ID"/>
+        </w:rPr>
+        <w:t>14</w:t>
+      </w:r>
+      <w:r>
+        <w:rPr>
+          <w:lang w:val="id_ID" w:bidi="id_ID"/>
+        </w:rPr>
+        <w:t xml:space="preserve"> dan tidak lagi mengindahkan dongeng-dongeng Yahudi dan hukum-hukum manusia yang berpaling dari kebenaran.</w:t>
+      </w:r>
+    </w:p>
+    <w:p>
+      <w:pPr/>
+      <w:r>
+        <w:rPr>
+          <w:lang w:val="id_ID" w:bidi="id_ID"/>
+        </w:rPr>
+      </w:r>
+      <w:r>
+        <w:rPr>
+          <w:vertAlign w:val="superscript"/>
+          <w:lang w:val="id_ID" w:bidi="id_ID"/>
+        </w:rPr>
+        <w:t>15</w:t>
+      </w:r>
+      <w:r>
+        <w:rPr>
+          <w:lang w:val="id_ID" w:bidi="id_ID"/>
+        </w:rPr>
+        <w:t xml:space="preserve"> Bagi orang suci semuanya suci; tetapi bagi orang najis dan bagi orang tidak beriman suatu pun tidak ada yang suci, karena baik akal maupun suara hati mereka najis.</w:t>
+      </w:r>
+    </w:p>
+    <w:p>
+      <w:pPr/>
+      <w:r>
+        <w:rPr>
+          <w:lang w:val="id_ID" w:bidi="id_ID"/>
+        </w:rPr>
+      </w:r>
+      <w:r>
+        <w:rPr>
+          <w:vertAlign w:val="superscript"/>
+          <w:lang w:val="id_ID" w:bidi="id_ID"/>
+        </w:rPr>
+        <w:t>16</w:t>
+      </w:r>
+      <w:r>
+        <w:rPr>
+          <w:lang w:val="id_ID" w:bidi="id_ID"/>
+        </w:rPr>
+        <w:t xml:space="preserve"> Mereka mengaku mengenal Allah, tetapi dengan perbuatan mereka, mereka menyangkal Dia. Mereka keji dan durhaka dan tidak sanggup berbuat sesuatu yang baik.</w:t>
+      </w:r>
     </w:p>
     <w:p>
       <w:pPr>
@@ -227,7 +540,7 @@
         <w:rPr>
           <w:lang w:val="id_ID" w:bidi="id_ID"/>
         </w:rPr>
-        <w:t>Titus 1:1</w:t>
+        <w:t>Titus 2:1</w:t>
       </w:r>
       <w:r>
         <w:rPr>
@@ -253,17 +566,7 @@
         <w:rPr>
           <w:lang w:val="id_ID" w:bidi="id_ID"/>
         </w:rPr>
-        <w:t xml:space="preserve"> Dari Paulus, hamba Allah dan rasul Yesus Kristus untuk memelihara iman orang-orang pilihan Allah dan pengetahuan akan kebenaran seperti yang nampak dalam ibadah kita,</w:t>
-      </w:r>
-      <w:r>
-        <w:rPr>
-          <w:lang w:val="id_ID" w:bidi="id_ID"/>
-        </w:rPr>
-      </w:r>
-      <w:r>
-        <w:rPr>
-          <w:lang w:val="id_ID" w:bidi="id_ID"/>
-        </w:rPr>
+        <w:t xml:space="preserve"> Tetapi engkau, beritakanlah apa yang sesuai dengan ajaran yang sehat:</w:t>
       </w:r>
     </w:p>
     <w:p>
@@ -273,6 +576,19 @@
           <w:lang w:val="id_ID" w:bidi="id_ID"/>
         </w:rPr>
       </w:r>
+      <w:r>
+        <w:rPr>
+          <w:vertAlign w:val="superscript"/>
+          <w:lang w:val="id_ID" w:bidi="id_ID"/>
+        </w:rPr>
+        <w:t>2</w:t>
+      </w:r>
+      <w:r>
+        <w:rPr>
+          <w:lang w:val="id_ID" w:bidi="id_ID"/>
+        </w:rPr>
+        <w:t xml:space="preserve"> Laki-laki yang tua hendaklah hidup sederhana, terhormat, bijaksana, sehat dalam iman, dalam kasih dan dalam ketekunan.</w:t>
+      </w:r>
     </w:p>
     <w:p>
       <w:pPr/>
@@ -286,23 +602,323 @@
           <w:vertAlign w:val="superscript"/>
           <w:lang w:val="id_ID" w:bidi="id_ID"/>
         </w:rPr>
+        <w:t>3</w:t>
+      </w:r>
+      <w:r>
+        <w:rPr>
+          <w:lang w:val="id_ID" w:bidi="id_ID"/>
+        </w:rPr>
+        <w:t xml:space="preserve"> Demikian juga perempuan-perempuan yang tua, hendaklah mereka hidup sebagai orang-orang beribadah, jangan memfitnah, jangan menjadi hamba anggur, tetapi cakap mengajarkan hal-hal yang baik</w:t>
+      </w:r>
+    </w:p>
+    <w:p>
+      <w:pPr/>
+      <w:r>
+        <w:rPr>
+          <w:lang w:val="id_ID" w:bidi="id_ID"/>
+        </w:rPr>
+      </w:r>
+      <w:r>
+        <w:rPr>
+          <w:vertAlign w:val="superscript"/>
+          <w:lang w:val="id_ID" w:bidi="id_ID"/>
+        </w:rPr>
+        <w:t>4</w:t>
+      </w:r>
+      <w:r>
+        <w:rPr>
+          <w:lang w:val="id_ID" w:bidi="id_ID"/>
+        </w:rPr>
+        <w:t xml:space="preserve"> dan dengan demikian mendidik perempuan-perempuan muda mengasihi suami dan anak-anaknya,</w:t>
+      </w:r>
+    </w:p>
+    <w:p>
+      <w:pPr/>
+      <w:r>
+        <w:rPr>
+          <w:lang w:val="id_ID" w:bidi="id_ID"/>
+        </w:rPr>
+      </w:r>
+      <w:r>
+        <w:rPr>
+          <w:vertAlign w:val="superscript"/>
+          <w:lang w:val="id_ID" w:bidi="id_ID"/>
+        </w:rPr>
+        <w:t>5</w:t>
+      </w:r>
+      <w:r>
+        <w:rPr>
+          <w:lang w:val="id_ID" w:bidi="id_ID"/>
+        </w:rPr>
+        <w:t xml:space="preserve"> hidup bijaksana dan suci, rajin mengatur rumah tangganya, baik hati dan taat kepada suaminya, agar firman Allah jangan dihujat orang.</w:t>
+      </w:r>
+    </w:p>
+    <w:p>
+      <w:pPr/>
+      <w:r>
+        <w:rPr>
+          <w:lang w:val="id_ID" w:bidi="id_ID"/>
+        </w:rPr>
+      </w:r>
+      <w:r>
+        <w:rPr>
+          <w:vertAlign w:val="superscript"/>
+          <w:lang w:val="id_ID" w:bidi="id_ID"/>
+        </w:rPr>
+        <w:t>6</w:t>
+      </w:r>
+      <w:r>
+        <w:rPr>
+          <w:lang w:val="id_ID" w:bidi="id_ID"/>
+        </w:rPr>
+        <w:t xml:space="preserve"> Demikian juga orang-orang muda; nasihatilah mereka supaya mereka menguasai diri dalam segala hal</w:t>
+      </w:r>
+    </w:p>
+    <w:p>
+      <w:pPr/>
+      <w:r>
+        <w:rPr>
+          <w:lang w:val="id_ID" w:bidi="id_ID"/>
+        </w:rPr>
+      </w:r>
+      <w:r>
+        <w:rPr>
+          <w:vertAlign w:val="superscript"/>
+          <w:lang w:val="id_ID" w:bidi="id_ID"/>
+        </w:rPr>
+        <w:t>7</w:t>
+      </w:r>
+      <w:r>
+        <w:rPr>
+          <w:lang w:val="id_ID" w:bidi="id_ID"/>
+        </w:rPr>
+        <w:t xml:space="preserve"> dan jadikanlah dirimu sendiri suatu teladan dalam berbuat baik. Hendaklah engkau jujur dan bersungguh-sungguh dalam pengajaranmu,</w:t>
+      </w:r>
+    </w:p>
+    <w:p>
+      <w:pPr/>
+      <w:r>
+        <w:rPr>
+          <w:lang w:val="id_ID" w:bidi="id_ID"/>
+        </w:rPr>
+      </w:r>
+      <w:r>
+        <w:rPr>
+          <w:vertAlign w:val="superscript"/>
+          <w:lang w:val="id_ID" w:bidi="id_ID"/>
+        </w:rPr>
+        <w:t>8</w:t>
+      </w:r>
+      <w:r>
+        <w:rPr>
+          <w:lang w:val="id_ID" w:bidi="id_ID"/>
+        </w:rPr>
+        <w:t xml:space="preserve"> sehat dan tidak bercela dalam pemberitaanmu sehingga lawan menjadi malu, karena tidak ada hal-hal buruk yang dapat mereka sebarkan tentang kita.</w:t>
+      </w:r>
+    </w:p>
+    <w:p>
+      <w:pPr/>
+      <w:r>
+        <w:rPr>
+          <w:lang w:val="id_ID" w:bidi="id_ID"/>
+        </w:rPr>
+      </w:r>
+      <w:r>
+        <w:rPr>
+          <w:vertAlign w:val="superscript"/>
+          <w:lang w:val="id_ID" w:bidi="id_ID"/>
+        </w:rPr>
+        <w:t>9</w:t>
+      </w:r>
+      <w:r>
+        <w:rPr>
+          <w:lang w:val="id_ID" w:bidi="id_ID"/>
+        </w:rPr>
+        <w:t xml:space="preserve"> Hamba-hamba hendaklah taat kepada tuannya dalam segala hal dan berkenan kepada mereka, jangan membantah,</w:t>
+      </w:r>
+    </w:p>
+    <w:p>
+      <w:pPr/>
+      <w:r>
+        <w:rPr>
+          <w:lang w:val="id_ID" w:bidi="id_ID"/>
+        </w:rPr>
+      </w:r>
+      <w:r>
+        <w:rPr>
+          <w:vertAlign w:val="superscript"/>
+          <w:lang w:val="id_ID" w:bidi="id_ID"/>
+        </w:rPr>
+        <w:t>10</w:t>
+      </w:r>
+      <w:r>
+        <w:rPr>
+          <w:lang w:val="id_ID" w:bidi="id_ID"/>
+        </w:rPr>
+        <w:t xml:space="preserve"> jangan curang, tetapi hendaklah selalu tulus dan setia, supaya dengan demikian mereka dalam segala hal memuliakan ajaran Allah, Juruselamat kita.</w:t>
+      </w:r>
+    </w:p>
+    <w:p>
+      <w:pPr/>
+      <w:r>
+        <w:rPr>
+          <w:lang w:val="id_ID" w:bidi="id_ID"/>
+        </w:rPr>
+      </w:r>
+      <w:r>
+        <w:rPr>
+          <w:vertAlign w:val="superscript"/>
+          <w:lang w:val="id_ID" w:bidi="id_ID"/>
+        </w:rPr>
+        <w:t>11</w:t>
+      </w:r>
+      <w:r>
+        <w:rPr>
+          <w:lang w:val="id_ID" w:bidi="id_ID"/>
+        </w:rPr>
+        <w:t xml:space="preserve"> Karena kasih karunia Allah yang menyelamatkan semua manusia sudah nyata.</w:t>
+      </w:r>
+    </w:p>
+    <w:p>
+      <w:pPr/>
+      <w:r>
+        <w:rPr>
+          <w:lang w:val="id_ID" w:bidi="id_ID"/>
+        </w:rPr>
+      </w:r>
+      <w:r>
+        <w:rPr>
+          <w:vertAlign w:val="superscript"/>
+          <w:lang w:val="id_ID" w:bidi="id_ID"/>
+        </w:rPr>
+        <w:t>12</w:t>
+      </w:r>
+      <w:r>
+        <w:rPr>
+          <w:lang w:val="id_ID" w:bidi="id_ID"/>
+        </w:rPr>
+        <w:t xml:space="preserve"> Ia mendidik kita supaya kita meninggalkan kefasikan dan keinginan-keinginan duniawi dan supaya kita hidup bijaksana, adil dan beribadah di dalam dunia sekarang ini</w:t>
+      </w:r>
+    </w:p>
+    <w:p>
+      <w:pPr/>
+      <w:r>
+        <w:rPr>
+          <w:lang w:val="id_ID" w:bidi="id_ID"/>
+        </w:rPr>
+      </w:r>
+      <w:r>
+        <w:rPr>
+          <w:vertAlign w:val="superscript"/>
+          <w:lang w:val="id_ID" w:bidi="id_ID"/>
+        </w:rPr>
+        <w:t>13</w:t>
+      </w:r>
+      <w:r>
+        <w:rPr>
+          <w:lang w:val="id_ID" w:bidi="id_ID"/>
+        </w:rPr>
+        <w:t xml:space="preserve"> dengan menantikan penggenapan pengharapan kita yang penuh bahagia dan penyataan kemuliaan Allah yang Mahabesar dan Juruselamat kita Yesus Kristus,</w:t>
+      </w:r>
+    </w:p>
+    <w:p>
+      <w:pPr/>
+      <w:r>
+        <w:rPr>
+          <w:lang w:val="id_ID" w:bidi="id_ID"/>
+        </w:rPr>
+      </w:r>
+      <w:r>
+        <w:rPr>
+          <w:vertAlign w:val="superscript"/>
+          <w:lang w:val="id_ID" w:bidi="id_ID"/>
+        </w:rPr>
+        <w:t>14</w:t>
+      </w:r>
+      <w:r>
+        <w:rPr>
+          <w:lang w:val="id_ID" w:bidi="id_ID"/>
+        </w:rPr>
+        <w:t xml:space="preserve"> yang telah menyerahkan diri-Nya bagi kita untuk membebaskan kita dari segala kejahatan dan untuk menguduskan bagi diri-Nya suatu umat, kepunyaan-Nya sendiri, yang rajin berbuat baik.</w:t>
+      </w:r>
+    </w:p>
+    <w:p>
+      <w:pPr/>
+      <w:r>
+        <w:rPr>
+          <w:lang w:val="id_ID" w:bidi="id_ID"/>
+        </w:rPr>
+      </w:r>
+      <w:r>
+        <w:rPr>
+          <w:vertAlign w:val="superscript"/>
+          <w:lang w:val="id_ID" w:bidi="id_ID"/>
+        </w:rPr>
+        <w:t>15</w:t>
+      </w:r>
+      <w:r>
+        <w:rPr>
+          <w:lang w:val="id_ID" w:bidi="id_ID"/>
+        </w:rPr>
+        <w:t xml:space="preserve"> Beritakanlah semuanya itu, nasihatilah dan yakinkanlah orang dengan segala kewibawaanmu. Janganlah ada orang yang menganggap engkau rendah.</w:t>
+      </w:r>
+    </w:p>
+    <w:p>
+      <w:pPr>
+        <w:pStyle w:val="Heading2"/>
+      </w:pPr>
+      <w:r>
+        <w:rPr>
+          <w:lang w:val="id_ID" w:bidi="id_ID"/>
+        </w:rPr>
+        <w:t>Titus 3:1</w:t>
+      </w:r>
+      <w:r>
+        <w:rPr>
+          <w:lang w:val="id_ID" w:bidi="id_ID"/>
+        </w:rPr>
+      </w:r>
+    </w:p>
+    <w:p>
+      <w:pPr/>
+      <w:r>
+        <w:rPr>
+          <w:lang w:val="id_ID" w:bidi="id_ID"/>
+        </w:rPr>
+      </w:r>
+      <w:r>
+        <w:rPr>
+          <w:vertAlign w:val="superscript"/>
+          <w:lang w:val="id_ID" w:bidi="id_ID"/>
+        </w:rPr>
+        <w:t>1</w:t>
+      </w:r>
+      <w:r>
+        <w:rPr>
+          <w:lang w:val="id_ID" w:bidi="id_ID"/>
+        </w:rPr>
+        <w:t xml:space="preserve"> Ingatkanlah mereka supaya mereka tunduk pada pemerintah dan orang-orang yang berkuasa, taat dan siap untuk melakukan setiap pekerjaan yang baik.</w:t>
+      </w:r>
+    </w:p>
+    <w:p>
+      <w:pPr/>
+      <w:r>
+        <w:rPr>
+          <w:lang w:val="id_ID" w:bidi="id_ID"/>
+        </w:rPr>
+      </w:r>
+      <w:r>
+        <w:rPr>
+          <w:vertAlign w:val="superscript"/>
+          <w:lang w:val="id_ID" w:bidi="id_ID"/>
+        </w:rPr>
         <w:t>2</w:t>
       </w:r>
       <w:r>
         <w:rPr>
           <w:lang w:val="id_ID" w:bidi="id_ID"/>
         </w:rPr>
-        <w:t xml:space="preserve"> dan berdasarkan pengharapan akan hidup yang kekal yang sebelum permulaan zaman sudah dijanjikan oleh Allah yang tidak berdusta,</w:t>
-      </w:r>
-      <w:r>
-        <w:rPr>
-          <w:lang w:val="id_ID" w:bidi="id_ID"/>
-        </w:rPr>
-      </w:r>
-      <w:r>
-        <w:rPr>
-          <w:lang w:val="id_ID" w:bidi="id_ID"/>
-        </w:rPr>
+        <w:t xml:space="preserve"> Janganlah mereka memfitnah, janganlah mereka bertengkar, hendaklah mereka selalu ramah dan bersikap lemah lembut terhadap semua orang.</w:t>
       </w:r>
     </w:p>
     <w:p>
@@ -312,6 +928,19 @@
           <w:lang w:val="id_ID" w:bidi="id_ID"/>
         </w:rPr>
       </w:r>
+      <w:r>
+        <w:rPr>
+          <w:vertAlign w:val="superscript"/>
+          <w:lang w:val="id_ID" w:bidi="id_ID"/>
+        </w:rPr>
+        <w:t>3</w:t>
+      </w:r>
+      <w:r>
+        <w:rPr>
+          <w:lang w:val="id_ID" w:bidi="id_ID"/>
+        </w:rPr>
+        <w:t xml:space="preserve"> Karena dahulu kita juga hidup dalam kejahilan: tidak taat, sesat, menjadi hamba berbagai-bagai nafsu dan keinginan, hidup dalam kejahatan dan kedengkian, keji, saling membenci.</w:t>
+      </w:r>
     </w:p>
     <w:p>
       <w:pPr/>
@@ -325,23 +954,13 @@
           <w:vertAlign w:val="superscript"/>
           <w:lang w:val="id_ID" w:bidi="id_ID"/>
         </w:rPr>
-        <w:t>3</w:t>
-      </w:r>
-      <w:r>
-        <w:rPr>
-          <w:lang w:val="id_ID" w:bidi="id_ID"/>
-        </w:rPr>
-        <w:t xml:space="preserve"> dan yang pada waktu yang dikehendaki-Nya telah menyatakan firman-Nya dalam pemberitaan Injil yang telah dipercayakan kepadaku sesuai dengan perintah Allah, Juruselamat kita.</w:t>
-      </w:r>
-      <w:r>
-        <w:rPr>
-          <w:lang w:val="id_ID" w:bidi="id_ID"/>
-        </w:rPr>
-      </w:r>
-      <w:r>
-        <w:rPr>
-          <w:lang w:val="id_ID" w:bidi="id_ID"/>
-        </w:rPr>
+        <w:t>4</w:t>
+      </w:r>
+      <w:r>
+        <w:rPr>
+          <w:lang w:val="id_ID" w:bidi="id_ID"/>
+        </w:rPr>
+        <w:t xml:space="preserve"> Tetapi ketika nyata kemurahan Allah, Juruselamat kita, dan kasih-Nya kepada manusia,</w:t>
       </w:r>
     </w:p>
     <w:p>
@@ -351,6 +970,19 @@
           <w:lang w:val="id_ID" w:bidi="id_ID"/>
         </w:rPr>
       </w:r>
+      <w:r>
+        <w:rPr>
+          <w:vertAlign w:val="superscript"/>
+          <w:lang w:val="id_ID" w:bidi="id_ID"/>
+        </w:rPr>
+        <w:t>5</w:t>
+      </w:r>
+      <w:r>
+        <w:rPr>
+          <w:lang w:val="id_ID" w:bidi="id_ID"/>
+        </w:rPr>
+        <w:t xml:space="preserve"> pada waktu itu Dia telah menyelamatkan kita, bukan karena perbuatan baik yang telah kita lakukan, tetapi karena rahmat-Nya oleh permandian kelahiran kembali dan oleh pembaharuan yang dikerjakan oleh Roh Kudus,</w:t>
+      </w:r>
     </w:p>
     <w:p>
       <w:pPr/>
@@ -364,23 +996,13 @@
           <w:vertAlign w:val="superscript"/>
           <w:lang w:val="id_ID" w:bidi="id_ID"/>
         </w:rPr>
-        <w:t>4</w:t>
-      </w:r>
-      <w:r>
-        <w:rPr>
-          <w:lang w:val="id_ID" w:bidi="id_ID"/>
-        </w:rPr>
-        <w:t xml:space="preserve"> Kepada Titus, anakku yang sah menurut iman kita bersama: kasih karunia dan damai sejahtera dari Allah Bapa dan Kristus Yesus, Juruselamat kita, menyertai engkau.</w:t>
-      </w:r>
-      <w:r>
-        <w:rPr>
-          <w:lang w:val="id_ID" w:bidi="id_ID"/>
-        </w:rPr>
-      </w:r>
-      <w:r>
-        <w:rPr>
-          <w:lang w:val="id_ID" w:bidi="id_ID"/>
-        </w:rPr>
+        <w:t>6</w:t>
+      </w:r>
+      <w:r>
+        <w:rPr>
+          <w:lang w:val="id_ID" w:bidi="id_ID"/>
+        </w:rPr>
+        <w:t xml:space="preserve"> yang sudah dilimpahkan-Nya kepada kita oleh Yesus Kristus, Juruselamat kita,</w:t>
       </w:r>
     </w:p>
     <w:p>
@@ -390,6 +1012,19 @@
           <w:lang w:val="id_ID" w:bidi="id_ID"/>
         </w:rPr>
       </w:r>
+      <w:r>
+        <w:rPr>
+          <w:vertAlign w:val="superscript"/>
+          <w:lang w:val="id_ID" w:bidi="id_ID"/>
+        </w:rPr>
+        <w:t>7</w:t>
+      </w:r>
+      <w:r>
+        <w:rPr>
+          <w:lang w:val="id_ID" w:bidi="id_ID"/>
+        </w:rPr>
+        <w:t xml:space="preserve"> supaya kita, sebagai orang yang dibenarkan oleh kasih karunia-Nya, berhak menerima hidup yang kekal, sesuai dengan pengharapan kita.</w:t>
+      </w:r>
     </w:p>
     <w:p>
       <w:pPr/>
@@ -403,23 +1038,13 @@
           <w:vertAlign w:val="superscript"/>
           <w:lang w:val="id_ID" w:bidi="id_ID"/>
         </w:rPr>
-        <w:t>5</w:t>
-      </w:r>
-      <w:r>
-        <w:rPr>
-          <w:lang w:val="id_ID" w:bidi="id_ID"/>
-        </w:rPr>
-        <w:t xml:space="preserve"> Aku telah meninggalkan engkau di Kreta dengan maksud ini, supaya engkau mengatur apa yang masih perlu diatur dan supaya engkau menetapkan penatua-penatua di setiap kota, seperti yang telah kupesankan kepadamu,</w:t>
-      </w:r>
-      <w:r>
-        <w:rPr>
-          <w:lang w:val="id_ID" w:bidi="id_ID"/>
-        </w:rPr>
-      </w:r>
-      <w:r>
-        <w:rPr>
-          <w:lang w:val="id_ID" w:bidi="id_ID"/>
-        </w:rPr>
+        <w:t>8</w:t>
+      </w:r>
+      <w:r>
+        <w:rPr>
+          <w:lang w:val="id_ID" w:bidi="id_ID"/>
+        </w:rPr>
+        <w:t xml:space="preserve"> Perkataan ini benar dan aku mau supaya engkau dengan yakin menguatkannya, agar mereka yang sudah percaya kepada Allah sungguh-sungguh berusaha melakukan pekerjaan yang baik. Itulah yang baik dan berguna bagi manusia.</w:t>
       </w:r>
     </w:p>
     <w:p>
@@ -429,6 +1054,19 @@
           <w:lang w:val="id_ID" w:bidi="id_ID"/>
         </w:rPr>
       </w:r>
+      <w:r>
+        <w:rPr>
+          <w:vertAlign w:val="superscript"/>
+          <w:lang w:val="id_ID" w:bidi="id_ID"/>
+        </w:rPr>
+        <w:t>9</w:t>
+      </w:r>
+      <w:r>
+        <w:rPr>
+          <w:lang w:val="id_ID" w:bidi="id_ID"/>
+        </w:rPr>
+        <w:t xml:space="preserve"> Tetapi hindarilah persoalan yang dicari-cari dan yang bodoh, persoalan silsilah, percekcokan dan pertengkaran mengenai hukum Taurat, karena semua itu tidak berguna dan sia-sia belaka.</w:t>
+      </w:r>
     </w:p>
     <w:p>
       <w:pPr/>
@@ -442,23 +1080,13 @@
           <w:vertAlign w:val="superscript"/>
           <w:lang w:val="id_ID" w:bidi="id_ID"/>
         </w:rPr>
-        <w:t>6</w:t>
-      </w:r>
-      <w:r>
-        <w:rPr>
-          <w:lang w:val="id_ID" w:bidi="id_ID"/>
-        </w:rPr>
-        <w:t xml:space="preserve"> yakni orang-orang yang tak bercacat, yang mempunyai hanya satu isteri, yang anak-anaknya hidup beriman dan tidak dapat dituduh karena hidup tidak senonoh atau hidup tidak tertib.</w:t>
-      </w:r>
-      <w:r>
-        <w:rPr>
-          <w:lang w:val="id_ID" w:bidi="id_ID"/>
-        </w:rPr>
-      </w:r>
-      <w:r>
-        <w:rPr>
-          <w:lang w:val="id_ID" w:bidi="id_ID"/>
-        </w:rPr>
+        <w:t>10</w:t>
+      </w:r>
+      <w:r>
+        <w:rPr>
+          <w:lang w:val="id_ID" w:bidi="id_ID"/>
+        </w:rPr>
+        <w:t xml:space="preserve"> Seorang bidat yang sudah satu dua kali kaunasihati, hendaklah engkau jauhi.</w:t>
       </w:r>
     </w:p>
     <w:p>
@@ -468,6 +1096,19 @@
           <w:lang w:val="id_ID" w:bidi="id_ID"/>
         </w:rPr>
       </w:r>
+      <w:r>
+        <w:rPr>
+          <w:vertAlign w:val="superscript"/>
+          <w:lang w:val="id_ID" w:bidi="id_ID"/>
+        </w:rPr>
+        <w:t>11</w:t>
+      </w:r>
+      <w:r>
+        <w:rPr>
+          <w:lang w:val="id_ID" w:bidi="id_ID"/>
+        </w:rPr>
+        <w:t xml:space="preserve"> Engkau tahu bahwa orang yang semacam itu benar-benar sesat dan dengan dosanya menghukum dirinya sendiri.</w:t>
+      </w:r>
     </w:p>
     <w:p>
       <w:pPr/>
@@ -481,23 +1122,13 @@
           <w:vertAlign w:val="superscript"/>
           <w:lang w:val="id_ID" w:bidi="id_ID"/>
         </w:rPr>
-        <w:t>7</w:t>
-      </w:r>
-      <w:r>
-        <w:rPr>
-          <w:lang w:val="id_ID" w:bidi="id_ID"/>
-        </w:rPr>
-        <w:t xml:space="preserve"> Sebab sebagai pengatur rumah Allah seorang penilik jemaat harus tidak bercacat, tidak angkuh, bukan pemberang, bukan peminum, bukan pemarah, tidak serakah,</w:t>
-      </w:r>
-      <w:r>
-        <w:rPr>
-          <w:lang w:val="id_ID" w:bidi="id_ID"/>
-        </w:rPr>
-      </w:r>
-      <w:r>
-        <w:rPr>
-          <w:lang w:val="id_ID" w:bidi="id_ID"/>
-        </w:rPr>
+        <w:t>12</w:t>
+      </w:r>
+      <w:r>
+        <w:rPr>
+          <w:lang w:val="id_ID" w:bidi="id_ID"/>
+        </w:rPr>
+        <w:t xml:space="preserve"> Segera sesudah kukirim Artemas atau Tikhikus kepadamu, berusahalah datang kepadaku di Nikopolis, karena sudah kuputuskan untuk tinggal di tempat itu selama musim dingin ini.</w:t>
       </w:r>
     </w:p>
     <w:p>
@@ -507,6 +1138,19 @@
           <w:lang w:val="id_ID" w:bidi="id_ID"/>
         </w:rPr>
       </w:r>
+      <w:r>
+        <w:rPr>
+          <w:vertAlign w:val="superscript"/>
+          <w:lang w:val="id_ID" w:bidi="id_ID"/>
+        </w:rPr>
+        <w:t>13</w:t>
+      </w:r>
+      <w:r>
+        <w:rPr>
+          <w:lang w:val="id_ID" w:bidi="id_ID"/>
+        </w:rPr>
+        <w:t xml:space="preserve"> Tolonglah sebaik-baiknya Zenas, ahli Taurat itu, dan Apolos, dalam perjalanan mereka, agar mereka jangan kekurangan sesuatu apa.</w:t>
+      </w:r>
     </w:p>
     <w:p>
       <w:pPr/>
@@ -520,23 +1164,13 @@
           <w:vertAlign w:val="superscript"/>
           <w:lang w:val="id_ID" w:bidi="id_ID"/>
         </w:rPr>
-        <w:t>8</w:t>
-      </w:r>
-      <w:r>
-        <w:rPr>
-          <w:lang w:val="id_ID" w:bidi="id_ID"/>
-        </w:rPr>
-        <w:t xml:space="preserve"> melainkan suka memberi tumpangan, suka akan yang baik, bijaksana, adil, saleh, dapat menguasai diri</w:t>
-      </w:r>
-      <w:r>
-        <w:rPr>
-          <w:lang w:val="id_ID" w:bidi="id_ID"/>
-        </w:rPr>
-      </w:r>
-      <w:r>
-        <w:rPr>
-          <w:lang w:val="id_ID" w:bidi="id_ID"/>
-        </w:rPr>
+        <w:t>14</w:t>
+      </w:r>
+      <w:r>
+        <w:rPr>
+          <w:lang w:val="id_ID" w:bidi="id_ID"/>
+        </w:rPr>
+        <w:t xml:space="preserve"> Dan biarlah orang-orang kita juga belajar melakukan pekerjaan yang baik untuk dapat memenuhi keperluan hidup yang pokok, supaya hidup mereka jangan tidak berbuah.</w:t>
       </w:r>
     </w:p>
     <w:p>
@@ -546,1511 +1180,18 @@
           <w:lang w:val="id_ID" w:bidi="id_ID"/>
         </w:rPr>
       </w:r>
-    </w:p>
-    <w:p>
-      <w:pPr/>
-      <w:r>
-        <w:rPr>
-          <w:lang w:val="id_ID" w:bidi="id_ID"/>
-        </w:rPr>
-      </w:r>
       <w:r>
         <w:rPr>
           <w:vertAlign w:val="superscript"/>
           <w:lang w:val="id_ID" w:bidi="id_ID"/>
         </w:rPr>
-        <w:t>9</w:t>
-      </w:r>
-      <w:r>
-        <w:rPr>
-          <w:lang w:val="id_ID" w:bidi="id_ID"/>
-        </w:rPr>
-        <w:t xml:space="preserve"> dan berpegang kepada perkataan yang benar, yang sesuai dengan ajaran yang sehat, supaya ia sanggup menasihati orang berdasarkan ajaran itu dan sanggup meyakinkan penentang-penentangnya.</w:t>
-      </w:r>
-      <w:r>
-        <w:rPr>
-          <w:lang w:val="id_ID" w:bidi="id_ID"/>
-        </w:rPr>
-      </w:r>
-      <w:r>
-        <w:rPr>
-          <w:lang w:val="id_ID" w:bidi="id_ID"/>
-        </w:rPr>
-      </w:r>
-    </w:p>
-    <w:p>
-      <w:pPr/>
-      <w:r>
-        <w:rPr>
-          <w:lang w:val="id_ID" w:bidi="id_ID"/>
-        </w:rPr>
-      </w:r>
-    </w:p>
-    <w:p>
-      <w:pPr/>
-      <w:r>
-        <w:rPr>
-          <w:lang w:val="id_ID" w:bidi="id_ID"/>
-        </w:rPr>
-      </w:r>
-      <w:r>
-        <w:rPr>
-          <w:vertAlign w:val="superscript"/>
-          <w:lang w:val="id_ID" w:bidi="id_ID"/>
-        </w:rPr>
-        <w:t>10</w:t>
-      </w:r>
-      <w:r>
-        <w:rPr>
-          <w:lang w:val="id_ID" w:bidi="id_ID"/>
-        </w:rPr>
-        <w:t xml:space="preserve"> Karena sudah banyak orang hidup tidak tertib, terutama di antara mereka yang berpegang pada hukum sunat. Dengan omongan yang sia-sia mereka menyesatkan pikiran.</w:t>
-      </w:r>
-      <w:r>
-        <w:rPr>
-          <w:lang w:val="id_ID" w:bidi="id_ID"/>
-        </w:rPr>
-      </w:r>
-      <w:r>
-        <w:rPr>
-          <w:lang w:val="id_ID" w:bidi="id_ID"/>
-        </w:rPr>
-      </w:r>
-    </w:p>
-    <w:p>
-      <w:pPr/>
-      <w:r>
-        <w:rPr>
-          <w:lang w:val="id_ID" w:bidi="id_ID"/>
-        </w:rPr>
-      </w:r>
-    </w:p>
-    <w:p>
-      <w:pPr/>
-      <w:r>
-        <w:rPr>
-          <w:lang w:val="id_ID" w:bidi="id_ID"/>
-        </w:rPr>
-      </w:r>
-      <w:r>
-        <w:rPr>
-          <w:vertAlign w:val="superscript"/>
-          <w:lang w:val="id_ID" w:bidi="id_ID"/>
-        </w:rPr>
-        <w:t>11</w:t>
-      </w:r>
-      <w:r>
-        <w:rPr>
-          <w:lang w:val="id_ID" w:bidi="id_ID"/>
-        </w:rPr>
-        <w:t xml:space="preserve"> Orang-orang semacam itu harus ditutup mulutnya, karena mereka mengacau banyak keluarga dengan mengajarkan yang tidak-tidak untuk mendapat untung yang memalukan.</w:t>
-      </w:r>
-      <w:r>
-        <w:rPr>
-          <w:lang w:val="id_ID" w:bidi="id_ID"/>
-        </w:rPr>
-      </w:r>
-      <w:r>
-        <w:rPr>
-          <w:lang w:val="id_ID" w:bidi="id_ID"/>
-        </w:rPr>
-      </w:r>
-    </w:p>
-    <w:p>
-      <w:pPr/>
-      <w:r>
-        <w:rPr>
-          <w:lang w:val="id_ID" w:bidi="id_ID"/>
-        </w:rPr>
-      </w:r>
-    </w:p>
-    <w:p>
-      <w:pPr/>
-      <w:r>
-        <w:rPr>
-          <w:lang w:val="id_ID" w:bidi="id_ID"/>
-        </w:rPr>
-      </w:r>
-      <w:r>
-        <w:rPr>
-          <w:vertAlign w:val="superscript"/>
-          <w:lang w:val="id_ID" w:bidi="id_ID"/>
-        </w:rPr>
-        <w:t>12</w:t>
-      </w:r>
-      <w:r>
-        <w:rPr>
-          <w:lang w:val="id_ID" w:bidi="id_ID"/>
-        </w:rPr>
-        <w:t xml:space="preserve"> Seorang dari kalangan mereka, nabi mereka sendiri, pernah berkata: ”Dasar orang Kreta pembohong, binatang buas, pelahap yang malas.”</w:t>
-      </w:r>
-      <w:r>
-        <w:rPr>
-          <w:lang w:val="id_ID" w:bidi="id_ID"/>
-        </w:rPr>
-      </w:r>
-      <w:r>
-        <w:rPr>
-          <w:lang w:val="id_ID" w:bidi="id_ID"/>
-        </w:rPr>
-      </w:r>
-    </w:p>
-    <w:p>
-      <w:pPr/>
-      <w:r>
-        <w:rPr>
-          <w:lang w:val="id_ID" w:bidi="id_ID"/>
-        </w:rPr>
-      </w:r>
-    </w:p>
-    <w:p>
-      <w:pPr/>
-      <w:r>
-        <w:rPr>
-          <w:lang w:val="id_ID" w:bidi="id_ID"/>
-        </w:rPr>
-      </w:r>
-      <w:r>
-        <w:rPr>
-          <w:vertAlign w:val="superscript"/>
-          <w:lang w:val="id_ID" w:bidi="id_ID"/>
-        </w:rPr>
-        <w:t>13</w:t>
-      </w:r>
-      <w:r>
-        <w:rPr>
-          <w:lang w:val="id_ID" w:bidi="id_ID"/>
-        </w:rPr>
-        <w:t xml:space="preserve"> Kesaksian itu benar. Karena itu tegorlah mereka dengan tegas supaya mereka menjadi sehat dalam iman,</w:t>
-      </w:r>
-      <w:r>
-        <w:rPr>
-          <w:lang w:val="id_ID" w:bidi="id_ID"/>
-        </w:rPr>
-      </w:r>
-      <w:r>
-        <w:rPr>
-          <w:lang w:val="id_ID" w:bidi="id_ID"/>
-        </w:rPr>
-      </w:r>
-    </w:p>
-    <w:p>
-      <w:pPr/>
-      <w:r>
-        <w:rPr>
-          <w:lang w:val="id_ID" w:bidi="id_ID"/>
-        </w:rPr>
-      </w:r>
-    </w:p>
-    <w:p>
-      <w:pPr/>
-      <w:r>
-        <w:rPr>
-          <w:lang w:val="id_ID" w:bidi="id_ID"/>
-        </w:rPr>
-      </w:r>
-      <w:r>
-        <w:rPr>
-          <w:vertAlign w:val="superscript"/>
-          <w:lang w:val="id_ID" w:bidi="id_ID"/>
-        </w:rPr>
-        <w:t>14</w:t>
-      </w:r>
-      <w:r>
-        <w:rPr>
-          <w:lang w:val="id_ID" w:bidi="id_ID"/>
-        </w:rPr>
-        <w:t xml:space="preserve"> dan tidak lagi mengindahkan dongeng-dongeng Yahudi dan hukum-hukum manusia yang berpaling dari kebenaran.</w:t>
-      </w:r>
-      <w:r>
-        <w:rPr>
-          <w:lang w:val="id_ID" w:bidi="id_ID"/>
-        </w:rPr>
-      </w:r>
-      <w:r>
-        <w:rPr>
-          <w:lang w:val="id_ID" w:bidi="id_ID"/>
-        </w:rPr>
-      </w:r>
-    </w:p>
-    <w:p>
-      <w:pPr/>
-      <w:r>
-        <w:rPr>
-          <w:lang w:val="id_ID" w:bidi="id_ID"/>
-        </w:rPr>
-      </w:r>
-    </w:p>
-    <w:p>
-      <w:pPr/>
-      <w:r>
-        <w:rPr>
-          <w:lang w:val="id_ID" w:bidi="id_ID"/>
-        </w:rPr>
-      </w:r>
-      <w:r>
-        <w:rPr>
-          <w:vertAlign w:val="superscript"/>
-          <w:lang w:val="id_ID" w:bidi="id_ID"/>
-        </w:rPr>
         <w:t>15</w:t>
       </w:r>
       <w:r>
         <w:rPr>
           <w:lang w:val="id_ID" w:bidi="id_ID"/>
         </w:rPr>
-        <w:t xml:space="preserve"> Bagi orang suci semuanya suci; tetapi bagi orang najis dan bagi orang tidak beriman suatu pun tidak ada yang suci, karena baik akal maupun suara hati mereka najis.</w:t>
-      </w:r>
-      <w:r>
-        <w:rPr>
-          <w:lang w:val="id_ID" w:bidi="id_ID"/>
-        </w:rPr>
-      </w:r>
-      <w:r>
-        <w:rPr>
-          <w:lang w:val="id_ID" w:bidi="id_ID"/>
-        </w:rPr>
-      </w:r>
-    </w:p>
-    <w:p>
-      <w:pPr/>
-      <w:r>
-        <w:rPr>
-          <w:lang w:val="id_ID" w:bidi="id_ID"/>
-        </w:rPr>
-      </w:r>
-    </w:p>
-    <w:p>
-      <w:pPr/>
-      <w:r>
-        <w:rPr>
-          <w:lang w:val="id_ID" w:bidi="id_ID"/>
-        </w:rPr>
-      </w:r>
-      <w:r>
-        <w:rPr>
-          <w:vertAlign w:val="superscript"/>
-          <w:lang w:val="id_ID" w:bidi="id_ID"/>
-        </w:rPr>
-        <w:t>16</w:t>
-      </w:r>
-      <w:r>
-        <w:rPr>
-          <w:lang w:val="id_ID" w:bidi="id_ID"/>
-        </w:rPr>
-        <w:t xml:space="preserve"> Mereka mengaku mengenal Allah, tetapi dengan perbuatan mereka, mereka menyangkal Dia. Mereka keji dan durhaka dan tidak sanggup berbuat sesuatu yang baik.</w:t>
-      </w:r>
-      <w:r>
-        <w:rPr>
-          <w:lang w:val="id_ID" w:bidi="id_ID"/>
-        </w:rPr>
-      </w:r>
-      <w:r>
-        <w:rPr>
-          <w:lang w:val="id_ID" w:bidi="id_ID"/>
-        </w:rPr>
-      </w:r>
-    </w:p>
-    <w:p>
-      <w:pPr/>
-      <w:r>
-        <w:rPr>
-          <w:lang w:val="id_ID" w:bidi="id_ID"/>
-        </w:rPr>
-      </w:r>
-    </w:p>
-    <w:p>
-      <w:pPr>
-        <w:pStyle w:val="Heading2"/>
-      </w:pPr>
-      <w:r>
-        <w:rPr>
-          <w:lang w:val="id_ID" w:bidi="id_ID"/>
-        </w:rPr>
-        <w:t>Titus 2:1</w:t>
-      </w:r>
-      <w:r>
-        <w:rPr>
-          <w:lang w:val="id_ID" w:bidi="id_ID"/>
-        </w:rPr>
-      </w:r>
-    </w:p>
-    <w:p>
-      <w:pPr/>
-      <w:r>
-        <w:rPr>
-          <w:lang w:val="id_ID" w:bidi="id_ID"/>
-        </w:rPr>
-      </w:r>
-      <w:r>
-        <w:rPr>
-          <w:vertAlign w:val="superscript"/>
-          <w:lang w:val="id_ID" w:bidi="id_ID"/>
-        </w:rPr>
-        <w:t>1</w:t>
-      </w:r>
-      <w:r>
-        <w:rPr>
-          <w:lang w:val="id_ID" w:bidi="id_ID"/>
-        </w:rPr>
-        <w:t xml:space="preserve"> Tetapi engkau, beritakanlah apa yang sesuai dengan ajaran yang sehat:</w:t>
-      </w:r>
-      <w:r>
-        <w:rPr>
-          <w:lang w:val="id_ID" w:bidi="id_ID"/>
-        </w:rPr>
-      </w:r>
-      <w:r>
-        <w:rPr>
-          <w:lang w:val="id_ID" w:bidi="id_ID"/>
-        </w:rPr>
-      </w:r>
-    </w:p>
-    <w:p>
-      <w:pPr/>
-      <w:r>
-        <w:rPr>
-          <w:lang w:val="id_ID" w:bidi="id_ID"/>
-        </w:rPr>
-      </w:r>
-    </w:p>
-    <w:p>
-      <w:pPr/>
-      <w:r>
-        <w:rPr>
-          <w:lang w:val="id_ID" w:bidi="id_ID"/>
-        </w:rPr>
-      </w:r>
-      <w:r>
-        <w:rPr>
-          <w:vertAlign w:val="superscript"/>
-          <w:lang w:val="id_ID" w:bidi="id_ID"/>
-        </w:rPr>
-        <w:t>2</w:t>
-      </w:r>
-      <w:r>
-        <w:rPr>
-          <w:lang w:val="id_ID" w:bidi="id_ID"/>
-        </w:rPr>
-        <w:t xml:space="preserve"> Laki-laki yang tua hendaklah hidup sederhana, terhormat, bijaksana, sehat dalam iman, dalam kasih dan dalam ketekunan.</w:t>
-      </w:r>
-      <w:r>
-        <w:rPr>
-          <w:lang w:val="id_ID" w:bidi="id_ID"/>
-        </w:rPr>
-      </w:r>
-      <w:r>
-        <w:rPr>
-          <w:lang w:val="id_ID" w:bidi="id_ID"/>
-        </w:rPr>
-      </w:r>
-    </w:p>
-    <w:p>
-      <w:pPr/>
-      <w:r>
-        <w:rPr>
-          <w:lang w:val="id_ID" w:bidi="id_ID"/>
-        </w:rPr>
-      </w:r>
-    </w:p>
-    <w:p>
-      <w:pPr/>
-      <w:r>
-        <w:rPr>
-          <w:lang w:val="id_ID" w:bidi="id_ID"/>
-        </w:rPr>
-      </w:r>
-      <w:r>
-        <w:rPr>
-          <w:vertAlign w:val="superscript"/>
-          <w:lang w:val="id_ID" w:bidi="id_ID"/>
-        </w:rPr>
-        <w:t>3</w:t>
-      </w:r>
-      <w:r>
-        <w:rPr>
-          <w:lang w:val="id_ID" w:bidi="id_ID"/>
-        </w:rPr>
-        <w:t xml:space="preserve"> Demikian juga perempuan-perempuan yang tua, hendaklah mereka hidup sebagai orang-orang beribadah, jangan memfitnah, jangan menjadi hamba anggur, tetapi cakap mengajarkan hal-hal yang baik</w:t>
-      </w:r>
-      <w:r>
-        <w:rPr>
-          <w:lang w:val="id_ID" w:bidi="id_ID"/>
-        </w:rPr>
-      </w:r>
-      <w:r>
-        <w:rPr>
-          <w:lang w:val="id_ID" w:bidi="id_ID"/>
-        </w:rPr>
-      </w:r>
-    </w:p>
-    <w:p>
-      <w:pPr/>
-      <w:r>
-        <w:rPr>
-          <w:lang w:val="id_ID" w:bidi="id_ID"/>
-        </w:rPr>
-      </w:r>
-    </w:p>
-    <w:p>
-      <w:pPr/>
-      <w:r>
-        <w:rPr>
-          <w:lang w:val="id_ID" w:bidi="id_ID"/>
-        </w:rPr>
-      </w:r>
-      <w:r>
-        <w:rPr>
-          <w:vertAlign w:val="superscript"/>
-          <w:lang w:val="id_ID" w:bidi="id_ID"/>
-        </w:rPr>
-        <w:t>4</w:t>
-      </w:r>
-      <w:r>
-        <w:rPr>
-          <w:lang w:val="id_ID" w:bidi="id_ID"/>
-        </w:rPr>
-        <w:t xml:space="preserve"> dan dengan demikian mendidik perempuan-perempuan muda mengasihi suami dan anak-anaknya,</w:t>
-      </w:r>
-      <w:r>
-        <w:rPr>
-          <w:lang w:val="id_ID" w:bidi="id_ID"/>
-        </w:rPr>
-      </w:r>
-      <w:r>
-        <w:rPr>
-          <w:lang w:val="id_ID" w:bidi="id_ID"/>
-        </w:rPr>
-      </w:r>
-    </w:p>
-    <w:p>
-      <w:pPr/>
-      <w:r>
-        <w:rPr>
-          <w:lang w:val="id_ID" w:bidi="id_ID"/>
-        </w:rPr>
-      </w:r>
-    </w:p>
-    <w:p>
-      <w:pPr/>
-      <w:r>
-        <w:rPr>
-          <w:lang w:val="id_ID" w:bidi="id_ID"/>
-        </w:rPr>
-      </w:r>
-      <w:r>
-        <w:rPr>
-          <w:vertAlign w:val="superscript"/>
-          <w:lang w:val="id_ID" w:bidi="id_ID"/>
-        </w:rPr>
-        <w:t>5</w:t>
-      </w:r>
-      <w:r>
-        <w:rPr>
-          <w:lang w:val="id_ID" w:bidi="id_ID"/>
-        </w:rPr>
-        <w:t xml:space="preserve"> hidup bijaksana dan suci, rajin mengatur rumah tangganya, baik hati dan taat kepada suaminya, agar firman Allah jangan dihujat orang.</w:t>
-      </w:r>
-      <w:r>
-        <w:rPr>
-          <w:lang w:val="id_ID" w:bidi="id_ID"/>
-        </w:rPr>
-      </w:r>
-      <w:r>
-        <w:rPr>
-          <w:lang w:val="id_ID" w:bidi="id_ID"/>
-        </w:rPr>
-      </w:r>
-    </w:p>
-    <w:p>
-      <w:pPr/>
-      <w:r>
-        <w:rPr>
-          <w:lang w:val="id_ID" w:bidi="id_ID"/>
-        </w:rPr>
-      </w:r>
-    </w:p>
-    <w:p>
-      <w:pPr/>
-      <w:r>
-        <w:rPr>
-          <w:lang w:val="id_ID" w:bidi="id_ID"/>
-        </w:rPr>
-      </w:r>
-      <w:r>
-        <w:rPr>
-          <w:vertAlign w:val="superscript"/>
-          <w:lang w:val="id_ID" w:bidi="id_ID"/>
-        </w:rPr>
-        <w:t>6</w:t>
-      </w:r>
-      <w:r>
-        <w:rPr>
-          <w:lang w:val="id_ID" w:bidi="id_ID"/>
-        </w:rPr>
-        <w:t xml:space="preserve"> Demikian juga orang-orang muda; nasihatilah mereka supaya mereka menguasai diri dalam segala hal</w:t>
-      </w:r>
-      <w:r>
-        <w:rPr>
-          <w:lang w:val="id_ID" w:bidi="id_ID"/>
-        </w:rPr>
-      </w:r>
-      <w:r>
-        <w:rPr>
-          <w:lang w:val="id_ID" w:bidi="id_ID"/>
-        </w:rPr>
-      </w:r>
-    </w:p>
-    <w:p>
-      <w:pPr/>
-      <w:r>
-        <w:rPr>
-          <w:lang w:val="id_ID" w:bidi="id_ID"/>
-        </w:rPr>
-      </w:r>
-    </w:p>
-    <w:p>
-      <w:pPr/>
-      <w:r>
-        <w:rPr>
-          <w:lang w:val="id_ID" w:bidi="id_ID"/>
-        </w:rPr>
-      </w:r>
-      <w:r>
-        <w:rPr>
-          <w:vertAlign w:val="superscript"/>
-          <w:lang w:val="id_ID" w:bidi="id_ID"/>
-        </w:rPr>
-        <w:t>7</w:t>
-      </w:r>
-      <w:r>
-        <w:rPr>
-          <w:lang w:val="id_ID" w:bidi="id_ID"/>
-        </w:rPr>
-        <w:t xml:space="preserve"> dan jadikanlah dirimu sendiri suatu teladan dalam berbuat baik. Hendaklah engkau jujur dan bersungguh-sungguh dalam pengajaranmu,</w:t>
-      </w:r>
-      <w:r>
-        <w:rPr>
-          <w:lang w:val="id_ID" w:bidi="id_ID"/>
-        </w:rPr>
-      </w:r>
-      <w:r>
-        <w:rPr>
-          <w:lang w:val="id_ID" w:bidi="id_ID"/>
-        </w:rPr>
-      </w:r>
-    </w:p>
-    <w:p>
-      <w:pPr/>
-      <w:r>
-        <w:rPr>
-          <w:lang w:val="id_ID" w:bidi="id_ID"/>
-        </w:rPr>
-      </w:r>
-    </w:p>
-    <w:p>
-      <w:pPr/>
-      <w:r>
-        <w:rPr>
-          <w:lang w:val="id_ID" w:bidi="id_ID"/>
-        </w:rPr>
-      </w:r>
-      <w:r>
-        <w:rPr>
-          <w:vertAlign w:val="superscript"/>
-          <w:lang w:val="id_ID" w:bidi="id_ID"/>
-        </w:rPr>
-        <w:t>8</w:t>
-      </w:r>
-      <w:r>
-        <w:rPr>
-          <w:lang w:val="id_ID" w:bidi="id_ID"/>
-        </w:rPr>
-        <w:t xml:space="preserve"> sehat dan tidak bercela dalam pemberitaanmu sehingga lawan menjadi malu, karena tidak ada hal-hal buruk yang dapat mereka sebarkan tentang kita.</w:t>
-      </w:r>
-      <w:r>
-        <w:rPr>
-          <w:lang w:val="id_ID" w:bidi="id_ID"/>
-        </w:rPr>
-      </w:r>
-      <w:r>
-        <w:rPr>
-          <w:lang w:val="id_ID" w:bidi="id_ID"/>
-        </w:rPr>
-      </w:r>
-    </w:p>
-    <w:p>
-      <w:pPr/>
-      <w:r>
-        <w:rPr>
-          <w:lang w:val="id_ID" w:bidi="id_ID"/>
-        </w:rPr>
-      </w:r>
-    </w:p>
-    <w:p>
-      <w:pPr/>
-      <w:r>
-        <w:rPr>
-          <w:lang w:val="id_ID" w:bidi="id_ID"/>
-        </w:rPr>
-      </w:r>
-      <w:r>
-        <w:rPr>
-          <w:vertAlign w:val="superscript"/>
-          <w:lang w:val="id_ID" w:bidi="id_ID"/>
-        </w:rPr>
-        <w:t>9</w:t>
-      </w:r>
-      <w:r>
-        <w:rPr>
-          <w:lang w:val="id_ID" w:bidi="id_ID"/>
-        </w:rPr>
-        <w:t xml:space="preserve"> Hamba-hamba hendaklah taat kepada tuannya dalam segala hal dan berkenan kepada mereka, jangan membantah,</w:t>
-      </w:r>
-      <w:r>
-        <w:rPr>
-          <w:lang w:val="id_ID" w:bidi="id_ID"/>
-        </w:rPr>
-      </w:r>
-      <w:r>
-        <w:rPr>
-          <w:lang w:val="id_ID" w:bidi="id_ID"/>
-        </w:rPr>
-      </w:r>
-    </w:p>
-    <w:p>
-      <w:pPr/>
-      <w:r>
-        <w:rPr>
-          <w:lang w:val="id_ID" w:bidi="id_ID"/>
-        </w:rPr>
-      </w:r>
-    </w:p>
-    <w:p>
-      <w:pPr/>
-      <w:r>
-        <w:rPr>
-          <w:lang w:val="id_ID" w:bidi="id_ID"/>
-        </w:rPr>
-      </w:r>
-      <w:r>
-        <w:rPr>
-          <w:vertAlign w:val="superscript"/>
-          <w:lang w:val="id_ID" w:bidi="id_ID"/>
-        </w:rPr>
-        <w:t>10</w:t>
-      </w:r>
-      <w:r>
-        <w:rPr>
-          <w:lang w:val="id_ID" w:bidi="id_ID"/>
-        </w:rPr>
-        <w:t xml:space="preserve"> jangan curang, tetapi hendaklah selalu tulus dan setia, supaya dengan demikian mereka dalam segala hal memuliakan ajaran Allah, Juruselamat kita.</w:t>
-      </w:r>
-      <w:r>
-        <w:rPr>
-          <w:lang w:val="id_ID" w:bidi="id_ID"/>
-        </w:rPr>
-      </w:r>
-      <w:r>
-        <w:rPr>
-          <w:lang w:val="id_ID" w:bidi="id_ID"/>
-        </w:rPr>
-      </w:r>
-    </w:p>
-    <w:p>
-      <w:pPr/>
-      <w:r>
-        <w:rPr>
-          <w:lang w:val="id_ID" w:bidi="id_ID"/>
-        </w:rPr>
-      </w:r>
-    </w:p>
-    <w:p>
-      <w:pPr/>
-      <w:r>
-        <w:rPr>
-          <w:lang w:val="id_ID" w:bidi="id_ID"/>
-        </w:rPr>
-      </w:r>
-      <w:r>
-        <w:rPr>
-          <w:vertAlign w:val="superscript"/>
-          <w:lang w:val="id_ID" w:bidi="id_ID"/>
-        </w:rPr>
-        <w:t>11</w:t>
-      </w:r>
-      <w:r>
-        <w:rPr>
-          <w:lang w:val="id_ID" w:bidi="id_ID"/>
-        </w:rPr>
-        <w:t xml:space="preserve"> Karena kasih karunia Allah yang menyelamatkan semua manusia sudah nyata.</w:t>
-      </w:r>
-      <w:r>
-        <w:rPr>
-          <w:lang w:val="id_ID" w:bidi="id_ID"/>
-        </w:rPr>
-      </w:r>
-      <w:r>
-        <w:rPr>
-          <w:lang w:val="id_ID" w:bidi="id_ID"/>
-        </w:rPr>
-      </w:r>
-    </w:p>
-    <w:p>
-      <w:pPr/>
-      <w:r>
-        <w:rPr>
-          <w:lang w:val="id_ID" w:bidi="id_ID"/>
-        </w:rPr>
-      </w:r>
-    </w:p>
-    <w:p>
-      <w:pPr/>
-      <w:r>
-        <w:rPr>
-          <w:lang w:val="id_ID" w:bidi="id_ID"/>
-        </w:rPr>
-      </w:r>
-      <w:r>
-        <w:rPr>
-          <w:vertAlign w:val="superscript"/>
-          <w:lang w:val="id_ID" w:bidi="id_ID"/>
-        </w:rPr>
-        <w:t>12</w:t>
-      </w:r>
-      <w:r>
-        <w:rPr>
-          <w:lang w:val="id_ID" w:bidi="id_ID"/>
-        </w:rPr>
-        <w:t xml:space="preserve"> Ia mendidik kita supaya kita meninggalkan kefasikan dan keinginan-keinginan duniawi dan supaya kita hidup bijaksana, adil dan beribadah di dalam dunia sekarang ini</w:t>
-      </w:r>
-      <w:r>
-        <w:rPr>
-          <w:lang w:val="id_ID" w:bidi="id_ID"/>
-        </w:rPr>
-      </w:r>
-      <w:r>
-        <w:rPr>
-          <w:lang w:val="id_ID" w:bidi="id_ID"/>
-        </w:rPr>
-      </w:r>
-    </w:p>
-    <w:p>
-      <w:pPr/>
-      <w:r>
-        <w:rPr>
-          <w:lang w:val="id_ID" w:bidi="id_ID"/>
-        </w:rPr>
-      </w:r>
-    </w:p>
-    <w:p>
-      <w:pPr/>
-      <w:r>
-        <w:rPr>
-          <w:lang w:val="id_ID" w:bidi="id_ID"/>
-        </w:rPr>
-      </w:r>
-      <w:r>
-        <w:rPr>
-          <w:vertAlign w:val="superscript"/>
-          <w:lang w:val="id_ID" w:bidi="id_ID"/>
-        </w:rPr>
-        <w:t>13</w:t>
-      </w:r>
-      <w:r>
-        <w:rPr>
-          <w:lang w:val="id_ID" w:bidi="id_ID"/>
-        </w:rPr>
-        <w:t xml:space="preserve"> dengan menantikan penggenapan pengharapan kita yang penuh bahagia dan penyataan kemuliaan Allah yang Mahabesar dan Juruselamat kita Yesus Kristus,</w:t>
-      </w:r>
-      <w:r>
-        <w:rPr>
-          <w:lang w:val="id_ID" w:bidi="id_ID"/>
-        </w:rPr>
-      </w:r>
-      <w:r>
-        <w:rPr>
-          <w:lang w:val="id_ID" w:bidi="id_ID"/>
-        </w:rPr>
-      </w:r>
-    </w:p>
-    <w:p>
-      <w:pPr/>
-      <w:r>
-        <w:rPr>
-          <w:lang w:val="id_ID" w:bidi="id_ID"/>
-        </w:rPr>
-      </w:r>
-    </w:p>
-    <w:p>
-      <w:pPr/>
-      <w:r>
-        <w:rPr>
-          <w:lang w:val="id_ID" w:bidi="id_ID"/>
-        </w:rPr>
-      </w:r>
-      <w:r>
-        <w:rPr>
-          <w:vertAlign w:val="superscript"/>
-          <w:lang w:val="id_ID" w:bidi="id_ID"/>
-        </w:rPr>
-        <w:t>14</w:t>
-      </w:r>
-      <w:r>
-        <w:rPr>
-          <w:lang w:val="id_ID" w:bidi="id_ID"/>
-        </w:rPr>
-        <w:t xml:space="preserve"> yang telah menyerahkan diri-Nya bagi kita untuk membebaskan kita dari segala kejahatan dan untuk menguduskan bagi diri-Nya suatu umat, kepunyaan-Nya sendiri, yang rajin berbuat baik.</w:t>
-      </w:r>
-      <w:r>
-        <w:rPr>
-          <w:lang w:val="id_ID" w:bidi="id_ID"/>
-        </w:rPr>
-      </w:r>
-      <w:r>
-        <w:rPr>
-          <w:lang w:val="id_ID" w:bidi="id_ID"/>
-        </w:rPr>
-      </w:r>
-    </w:p>
-    <w:p>
-      <w:pPr/>
-      <w:r>
-        <w:rPr>
-          <w:lang w:val="id_ID" w:bidi="id_ID"/>
-        </w:rPr>
-      </w:r>
-    </w:p>
-    <w:p>
-      <w:pPr/>
-      <w:r>
-        <w:rPr>
-          <w:lang w:val="id_ID" w:bidi="id_ID"/>
-        </w:rPr>
-      </w:r>
-      <w:r>
-        <w:rPr>
-          <w:vertAlign w:val="superscript"/>
-          <w:lang w:val="id_ID" w:bidi="id_ID"/>
-        </w:rPr>
-        <w:t>15</w:t>
-      </w:r>
-      <w:r>
-        <w:rPr>
-          <w:lang w:val="id_ID" w:bidi="id_ID"/>
-        </w:rPr>
-        <w:t xml:space="preserve"> Beritakanlah semuanya itu, nasihatilah dan yakinkanlah orang dengan segala kewibawaanmu. Janganlah ada orang yang menganggap engkau rendah.</w:t>
-      </w:r>
-      <w:r>
-        <w:rPr>
-          <w:lang w:val="id_ID" w:bidi="id_ID"/>
-        </w:rPr>
-      </w:r>
-      <w:r>
-        <w:rPr>
-          <w:lang w:val="id_ID" w:bidi="id_ID"/>
-        </w:rPr>
-      </w:r>
-    </w:p>
-    <w:p>
-      <w:pPr/>
-      <w:r>
-        <w:rPr>
-          <w:lang w:val="id_ID" w:bidi="id_ID"/>
-        </w:rPr>
-      </w:r>
-    </w:p>
-    <w:p>
-      <w:pPr>
-        <w:pStyle w:val="Heading2"/>
-      </w:pPr>
-      <w:r>
-        <w:rPr>
-          <w:lang w:val="id_ID" w:bidi="id_ID"/>
-        </w:rPr>
-        <w:t>Titus 3:1</w:t>
-      </w:r>
-      <w:r>
-        <w:rPr>
-          <w:lang w:val="id_ID" w:bidi="id_ID"/>
-        </w:rPr>
-      </w:r>
-    </w:p>
-    <w:p>
-      <w:pPr/>
-      <w:r>
-        <w:rPr>
-          <w:lang w:val="id_ID" w:bidi="id_ID"/>
-        </w:rPr>
-      </w:r>
-      <w:r>
-        <w:rPr>
-          <w:vertAlign w:val="superscript"/>
-          <w:lang w:val="id_ID" w:bidi="id_ID"/>
-        </w:rPr>
-        <w:t>1</w:t>
-      </w:r>
-      <w:r>
-        <w:rPr>
-          <w:lang w:val="id_ID" w:bidi="id_ID"/>
-        </w:rPr>
-        <w:t xml:space="preserve"> Ingatkanlah mereka supaya mereka tunduk pada pemerintah dan orang-orang yang berkuasa, taat dan siap untuk melakukan setiap pekerjaan yang baik.</w:t>
-      </w:r>
-      <w:r>
-        <w:rPr>
-          <w:lang w:val="id_ID" w:bidi="id_ID"/>
-        </w:rPr>
-      </w:r>
-      <w:r>
-        <w:rPr>
-          <w:lang w:val="id_ID" w:bidi="id_ID"/>
-        </w:rPr>
-      </w:r>
-    </w:p>
-    <w:p>
-      <w:pPr/>
-      <w:r>
-        <w:rPr>
-          <w:lang w:val="id_ID" w:bidi="id_ID"/>
-        </w:rPr>
-      </w:r>
-    </w:p>
-    <w:p>
-      <w:pPr/>
-      <w:r>
-        <w:rPr>
-          <w:lang w:val="id_ID" w:bidi="id_ID"/>
-        </w:rPr>
-      </w:r>
-      <w:r>
-        <w:rPr>
-          <w:vertAlign w:val="superscript"/>
-          <w:lang w:val="id_ID" w:bidi="id_ID"/>
-        </w:rPr>
-        <w:t>2</w:t>
-      </w:r>
-      <w:r>
-        <w:rPr>
-          <w:lang w:val="id_ID" w:bidi="id_ID"/>
-        </w:rPr>
-        <w:t xml:space="preserve"> Janganlah mereka memfitnah, janganlah mereka bertengkar, hendaklah mereka selalu ramah dan bersikap lemah lembut terhadap semua orang.</w:t>
-      </w:r>
-      <w:r>
-        <w:rPr>
-          <w:lang w:val="id_ID" w:bidi="id_ID"/>
-        </w:rPr>
-      </w:r>
-      <w:r>
-        <w:rPr>
-          <w:lang w:val="id_ID" w:bidi="id_ID"/>
-        </w:rPr>
-      </w:r>
-    </w:p>
-    <w:p>
-      <w:pPr/>
-      <w:r>
-        <w:rPr>
-          <w:lang w:val="id_ID" w:bidi="id_ID"/>
-        </w:rPr>
-      </w:r>
-    </w:p>
-    <w:p>
-      <w:pPr/>
-      <w:r>
-        <w:rPr>
-          <w:lang w:val="id_ID" w:bidi="id_ID"/>
-        </w:rPr>
-      </w:r>
-      <w:r>
-        <w:rPr>
-          <w:vertAlign w:val="superscript"/>
-          <w:lang w:val="id_ID" w:bidi="id_ID"/>
-        </w:rPr>
-        <w:t>3</w:t>
-      </w:r>
-      <w:r>
-        <w:rPr>
-          <w:lang w:val="id_ID" w:bidi="id_ID"/>
-        </w:rPr>
-        <w:t xml:space="preserve"> Karena dahulu kita juga hidup dalam kejahilan: tidak taat, sesat, menjadi hamba berbagai-bagai nafsu dan keinginan, hidup dalam kejahatan dan kedengkian, keji, saling membenci.</w:t>
-      </w:r>
-      <w:r>
-        <w:rPr>
-          <w:lang w:val="id_ID" w:bidi="id_ID"/>
-        </w:rPr>
-      </w:r>
-      <w:r>
-        <w:rPr>
-          <w:lang w:val="id_ID" w:bidi="id_ID"/>
-        </w:rPr>
-      </w:r>
-    </w:p>
-    <w:p>
-      <w:pPr/>
-      <w:r>
-        <w:rPr>
-          <w:lang w:val="id_ID" w:bidi="id_ID"/>
-        </w:rPr>
-      </w:r>
-    </w:p>
-    <w:p>
-      <w:pPr/>
-      <w:r>
-        <w:rPr>
-          <w:lang w:val="id_ID" w:bidi="id_ID"/>
-        </w:rPr>
-      </w:r>
-      <w:r>
-        <w:rPr>
-          <w:vertAlign w:val="superscript"/>
-          <w:lang w:val="id_ID" w:bidi="id_ID"/>
-        </w:rPr>
-        <w:t>4</w:t>
-      </w:r>
-      <w:r>
-        <w:rPr>
-          <w:lang w:val="id_ID" w:bidi="id_ID"/>
-        </w:rPr>
-        <w:t xml:space="preserve"> Tetapi ketika nyata kemurahan Allah, Juruselamat kita, dan kasih-Nya kepada manusia,</w:t>
-      </w:r>
-      <w:r>
-        <w:rPr>
-          <w:lang w:val="id_ID" w:bidi="id_ID"/>
-        </w:rPr>
-      </w:r>
-      <w:r>
-        <w:rPr>
-          <w:lang w:val="id_ID" w:bidi="id_ID"/>
-        </w:rPr>
-      </w:r>
-    </w:p>
-    <w:p>
-      <w:pPr/>
-      <w:r>
-        <w:rPr>
-          <w:lang w:val="id_ID" w:bidi="id_ID"/>
-        </w:rPr>
-      </w:r>
-    </w:p>
-    <w:p>
-      <w:pPr/>
-      <w:r>
-        <w:rPr>
-          <w:lang w:val="id_ID" w:bidi="id_ID"/>
-        </w:rPr>
-      </w:r>
-      <w:r>
-        <w:rPr>
-          <w:vertAlign w:val="superscript"/>
-          <w:lang w:val="id_ID" w:bidi="id_ID"/>
-        </w:rPr>
-        <w:t>5</w:t>
-      </w:r>
-      <w:r>
-        <w:rPr>
-          <w:lang w:val="id_ID" w:bidi="id_ID"/>
-        </w:rPr>
-        <w:t xml:space="preserve"> pada waktu itu Dia telah menyelamatkan kita, bukan karena perbuatan baik yang telah kita lakukan, tetapi karena rahmat-Nya oleh permandian kelahiran kembali dan oleh pembaharuan yang dikerjakan oleh Roh Kudus,</w:t>
-      </w:r>
-      <w:r>
-        <w:rPr>
-          <w:lang w:val="id_ID" w:bidi="id_ID"/>
-        </w:rPr>
-      </w:r>
-      <w:r>
-        <w:rPr>
-          <w:lang w:val="id_ID" w:bidi="id_ID"/>
-        </w:rPr>
-      </w:r>
-    </w:p>
-    <w:p>
-      <w:pPr/>
-      <w:r>
-        <w:rPr>
-          <w:lang w:val="id_ID" w:bidi="id_ID"/>
-        </w:rPr>
-      </w:r>
-    </w:p>
-    <w:p>
-      <w:pPr/>
-      <w:r>
-        <w:rPr>
-          <w:lang w:val="id_ID" w:bidi="id_ID"/>
-        </w:rPr>
-      </w:r>
-      <w:r>
-        <w:rPr>
-          <w:vertAlign w:val="superscript"/>
-          <w:lang w:val="id_ID" w:bidi="id_ID"/>
-        </w:rPr>
-        <w:t>6</w:t>
-      </w:r>
-      <w:r>
-        <w:rPr>
-          <w:lang w:val="id_ID" w:bidi="id_ID"/>
-        </w:rPr>
-        <w:t xml:space="preserve"> yang sudah dilimpahkan-Nya kepada kita oleh Yesus Kristus, Juruselamat kita,</w:t>
-      </w:r>
-      <w:r>
-        <w:rPr>
-          <w:lang w:val="id_ID" w:bidi="id_ID"/>
-        </w:rPr>
-      </w:r>
-      <w:r>
-        <w:rPr>
-          <w:lang w:val="id_ID" w:bidi="id_ID"/>
-        </w:rPr>
-      </w:r>
-    </w:p>
-    <w:p>
-      <w:pPr/>
-      <w:r>
-        <w:rPr>
-          <w:lang w:val="id_ID" w:bidi="id_ID"/>
-        </w:rPr>
-      </w:r>
-    </w:p>
-    <w:p>
-      <w:pPr/>
-      <w:r>
-        <w:rPr>
-          <w:lang w:val="id_ID" w:bidi="id_ID"/>
-        </w:rPr>
-      </w:r>
-      <w:r>
-        <w:rPr>
-          <w:vertAlign w:val="superscript"/>
-          <w:lang w:val="id_ID" w:bidi="id_ID"/>
-        </w:rPr>
-        <w:t>7</w:t>
-      </w:r>
-      <w:r>
-        <w:rPr>
-          <w:lang w:val="id_ID" w:bidi="id_ID"/>
-        </w:rPr>
-        <w:t xml:space="preserve"> supaya kita, sebagai orang yang dibenarkan oleh kasih karunia-Nya, berhak menerima hidup yang kekal, sesuai dengan pengharapan kita.</w:t>
-      </w:r>
-      <w:r>
-        <w:rPr>
-          <w:lang w:val="id_ID" w:bidi="id_ID"/>
-        </w:rPr>
-      </w:r>
-      <w:r>
-        <w:rPr>
-          <w:lang w:val="id_ID" w:bidi="id_ID"/>
-        </w:rPr>
-      </w:r>
-    </w:p>
-    <w:p>
-      <w:pPr/>
-      <w:r>
-        <w:rPr>
-          <w:lang w:val="id_ID" w:bidi="id_ID"/>
-        </w:rPr>
-      </w:r>
-    </w:p>
-    <w:p>
-      <w:pPr/>
-      <w:r>
-        <w:rPr>
-          <w:lang w:val="id_ID" w:bidi="id_ID"/>
-        </w:rPr>
-      </w:r>
-      <w:r>
-        <w:rPr>
-          <w:vertAlign w:val="superscript"/>
-          <w:lang w:val="id_ID" w:bidi="id_ID"/>
-        </w:rPr>
-        <w:t>8</w:t>
-      </w:r>
-      <w:r>
-        <w:rPr>
-          <w:lang w:val="id_ID" w:bidi="id_ID"/>
-        </w:rPr>
-        <w:t xml:space="preserve"> Perkataan ini benar dan aku mau supaya engkau dengan yakin menguatkannya, agar mereka yang sudah percaya kepada Allah sungguh-sungguh berusaha melakukan pekerjaan yang baik. Itulah yang baik dan berguna bagi manusia.</w:t>
-      </w:r>
-      <w:r>
-        <w:rPr>
-          <w:lang w:val="id_ID" w:bidi="id_ID"/>
-        </w:rPr>
-      </w:r>
-      <w:r>
-        <w:rPr>
-          <w:lang w:val="id_ID" w:bidi="id_ID"/>
-        </w:rPr>
-      </w:r>
-    </w:p>
-    <w:p>
-      <w:pPr/>
-      <w:r>
-        <w:rPr>
-          <w:lang w:val="id_ID" w:bidi="id_ID"/>
-        </w:rPr>
-      </w:r>
-    </w:p>
-    <w:p>
-      <w:pPr/>
-      <w:r>
-        <w:rPr>
-          <w:lang w:val="id_ID" w:bidi="id_ID"/>
-        </w:rPr>
-      </w:r>
-      <w:r>
-        <w:rPr>
-          <w:vertAlign w:val="superscript"/>
-          <w:lang w:val="id_ID" w:bidi="id_ID"/>
-        </w:rPr>
-        <w:t>9</w:t>
-      </w:r>
-      <w:r>
-        <w:rPr>
-          <w:lang w:val="id_ID" w:bidi="id_ID"/>
-        </w:rPr>
-        <w:t xml:space="preserve"> Tetapi hindarilah persoalan yang dicari-cari dan yang bodoh, persoalan silsilah, percekcokan dan pertengkaran mengenai hukum Taurat, karena semua itu tidak berguna dan sia-sia belaka.</w:t>
-      </w:r>
-      <w:r>
-        <w:rPr>
-          <w:lang w:val="id_ID" w:bidi="id_ID"/>
-        </w:rPr>
-      </w:r>
-      <w:r>
-        <w:rPr>
-          <w:lang w:val="id_ID" w:bidi="id_ID"/>
-        </w:rPr>
-      </w:r>
-    </w:p>
-    <w:p>
-      <w:pPr/>
-      <w:r>
-        <w:rPr>
-          <w:lang w:val="id_ID" w:bidi="id_ID"/>
-        </w:rPr>
-      </w:r>
-    </w:p>
-    <w:p>
-      <w:pPr/>
-      <w:r>
-        <w:rPr>
-          <w:lang w:val="id_ID" w:bidi="id_ID"/>
-        </w:rPr>
-      </w:r>
-      <w:r>
-        <w:rPr>
-          <w:vertAlign w:val="superscript"/>
-          <w:lang w:val="id_ID" w:bidi="id_ID"/>
-        </w:rPr>
-        <w:t>10</w:t>
-      </w:r>
-      <w:r>
-        <w:rPr>
-          <w:lang w:val="id_ID" w:bidi="id_ID"/>
-        </w:rPr>
-        <w:t xml:space="preserve"> Seorang bidat yang sudah satu dua kali kaunasihati, hendaklah engkau jauhi.</w:t>
-      </w:r>
-      <w:r>
-        <w:rPr>
-          <w:lang w:val="id_ID" w:bidi="id_ID"/>
-        </w:rPr>
-      </w:r>
-      <w:r>
-        <w:rPr>
-          <w:lang w:val="id_ID" w:bidi="id_ID"/>
-        </w:rPr>
-      </w:r>
-    </w:p>
-    <w:p>
-      <w:pPr/>
-      <w:r>
-        <w:rPr>
-          <w:lang w:val="id_ID" w:bidi="id_ID"/>
-        </w:rPr>
-      </w:r>
-    </w:p>
-    <w:p>
-      <w:pPr/>
-      <w:r>
-        <w:rPr>
-          <w:lang w:val="id_ID" w:bidi="id_ID"/>
-        </w:rPr>
-      </w:r>
-      <w:r>
-        <w:rPr>
-          <w:vertAlign w:val="superscript"/>
-          <w:lang w:val="id_ID" w:bidi="id_ID"/>
-        </w:rPr>
-        <w:t>11</w:t>
-      </w:r>
-      <w:r>
-        <w:rPr>
-          <w:lang w:val="id_ID" w:bidi="id_ID"/>
-        </w:rPr>
-        <w:t xml:space="preserve"> Engkau tahu bahwa orang yang semacam itu benar-benar sesat dan dengan dosanya menghukum dirinya sendiri.</w:t>
-      </w:r>
-      <w:r>
-        <w:rPr>
-          <w:lang w:val="id_ID" w:bidi="id_ID"/>
-        </w:rPr>
-      </w:r>
-      <w:r>
-        <w:rPr>
-          <w:lang w:val="id_ID" w:bidi="id_ID"/>
-        </w:rPr>
-      </w:r>
-    </w:p>
-    <w:p>
-      <w:pPr/>
-      <w:r>
-        <w:rPr>
-          <w:lang w:val="id_ID" w:bidi="id_ID"/>
-        </w:rPr>
-      </w:r>
-    </w:p>
-    <w:p>
-      <w:pPr/>
-      <w:r>
-        <w:rPr>
-          <w:lang w:val="id_ID" w:bidi="id_ID"/>
-        </w:rPr>
-      </w:r>
-      <w:r>
-        <w:rPr>
-          <w:vertAlign w:val="superscript"/>
-          <w:lang w:val="id_ID" w:bidi="id_ID"/>
-        </w:rPr>
-        <w:t>12</w:t>
-      </w:r>
-      <w:r>
-        <w:rPr>
-          <w:lang w:val="id_ID" w:bidi="id_ID"/>
-        </w:rPr>
-        <w:t xml:space="preserve"> Segera sesudah kukirim Artemas atau Tikhikus kepadamu, berusahalah datang kepadaku di Nikopolis, karena sudah kuputuskan untuk tinggal di tempat itu selama musim dingin ini.</w:t>
-      </w:r>
-      <w:r>
-        <w:rPr>
-          <w:lang w:val="id_ID" w:bidi="id_ID"/>
-        </w:rPr>
-      </w:r>
-      <w:r>
-        <w:rPr>
-          <w:lang w:val="id_ID" w:bidi="id_ID"/>
-        </w:rPr>
-      </w:r>
-    </w:p>
-    <w:p>
-      <w:pPr/>
-      <w:r>
-        <w:rPr>
-          <w:lang w:val="id_ID" w:bidi="id_ID"/>
-        </w:rPr>
-      </w:r>
-    </w:p>
-    <w:p>
-      <w:pPr/>
-      <w:r>
-        <w:rPr>
-          <w:lang w:val="id_ID" w:bidi="id_ID"/>
-        </w:rPr>
-      </w:r>
-      <w:r>
-        <w:rPr>
-          <w:vertAlign w:val="superscript"/>
-          <w:lang w:val="id_ID" w:bidi="id_ID"/>
-        </w:rPr>
-        <w:t>13</w:t>
-      </w:r>
-      <w:r>
-        <w:rPr>
-          <w:lang w:val="id_ID" w:bidi="id_ID"/>
-        </w:rPr>
-        <w:t xml:space="preserve"> Tolonglah sebaik-baiknya Zenas, ahli Taurat itu, dan Apolos, dalam perjalanan mereka, agar mereka jangan kekurangan sesuatu apa.</w:t>
-      </w:r>
-      <w:r>
-        <w:rPr>
-          <w:lang w:val="id_ID" w:bidi="id_ID"/>
-        </w:rPr>
-      </w:r>
-      <w:r>
-        <w:rPr>
-          <w:lang w:val="id_ID" w:bidi="id_ID"/>
-        </w:rPr>
-      </w:r>
-    </w:p>
-    <w:p>
-      <w:pPr/>
-      <w:r>
-        <w:rPr>
-          <w:lang w:val="id_ID" w:bidi="id_ID"/>
-        </w:rPr>
-      </w:r>
-    </w:p>
-    <w:p>
-      <w:pPr/>
-      <w:r>
-        <w:rPr>
-          <w:lang w:val="id_ID" w:bidi="id_ID"/>
-        </w:rPr>
-      </w:r>
-      <w:r>
-        <w:rPr>
-          <w:vertAlign w:val="superscript"/>
-          <w:lang w:val="id_ID" w:bidi="id_ID"/>
-        </w:rPr>
-        <w:t>14</w:t>
-      </w:r>
-      <w:r>
-        <w:rPr>
-          <w:lang w:val="id_ID" w:bidi="id_ID"/>
-        </w:rPr>
-        <w:t xml:space="preserve"> Dan biarlah orang-orang kita juga belajar melakukan pekerjaan yang baik untuk dapat memenuhi keperluan hidup yang pokok, supaya hidup mereka jangan tidak berbuah.</w:t>
-      </w:r>
-      <w:r>
-        <w:rPr>
-          <w:lang w:val="id_ID" w:bidi="id_ID"/>
-        </w:rPr>
-      </w:r>
-      <w:r>
-        <w:rPr>
-          <w:lang w:val="id_ID" w:bidi="id_ID"/>
-        </w:rPr>
-      </w:r>
-    </w:p>
-    <w:p>
-      <w:pPr/>
-      <w:r>
-        <w:rPr>
-          <w:lang w:val="id_ID" w:bidi="id_ID"/>
-        </w:rPr>
-      </w:r>
-    </w:p>
-    <w:p>
-      <w:pPr/>
-      <w:r>
-        <w:rPr>
-          <w:lang w:val="id_ID" w:bidi="id_ID"/>
-        </w:rPr>
-      </w:r>
-      <w:r>
-        <w:rPr>
-          <w:vertAlign w:val="superscript"/>
-          <w:lang w:val="id_ID" w:bidi="id_ID"/>
-        </w:rPr>
-        <w:t>15</w:t>
-      </w:r>
-      <w:r>
-        <w:rPr>
-          <w:lang w:val="id_ID" w:bidi="id_ID"/>
-        </w:rPr>
         <w:t xml:space="preserve"> Salam dari semua orang yang bersama aku di sini dan sampaikanlah salamku kepada mereka yang mengasihi kami di dalam iman. Kasih karunia menyertai kamu sekalian!</w:t>
-      </w:r>
-      <w:r>
-        <w:rPr>
-          <w:lang w:val="id_ID" w:bidi="id_ID"/>
-        </w:rPr>
-      </w:r>
-      <w:r>
-        <w:rPr>
-          <w:lang w:val="id_ID" w:bidi="id_ID"/>
-        </w:rPr>
       </w:r>
     </w:p>
     <w:sectPr>
